--- a/Introduction.docx
+++ b/Introduction.docx
@@ -39,8 +39,8 @@
   <cp:keywords>Spring Cloud, Redis, RabbitMQ, Gateway, Nacos, OpenFeign</cp:keywords>
   <dc:description>鐢ㄤ簬鎶曠畝鍘嗗拰闈㈣瘯鍑嗗鐨勯」鐩鏄庢枃妗?/dc:description>
   <cp:lastModifiedBy>Codex</cp:lastModifiedBy>
-  <dcterms:created xsi:type="dcterms:W3CDTF">2026-04-30T13:26:44Z</dcterms:created>
-  <dcterms:modified xsi:type="dcterms:W3CDTF">2026-04-30T13:26:44Z</dcterms:modified>
+  <dcterms:created xsi:type="dcterms:W3CDTF">2026-04-30T13:58:01Z</dcterms:created>
+  <dcterms:modified xsi:type="dcterms:W3CDTF">2026-04-30T13:58:01Z</dcterms:modified>
 </cp:coreProperties>
 </file>
 
@@ -60,7 +60,7 @@
           <w:sz w:val="36"/>
           <w:szCs w:val="36"/>
         </w:rPr>
-        <w:t xml:space="preserve">项目二：校园稀缺资源（智算中心 / 实训室）高可用调度中台</w:t>
+        <w:t xml:space="preserve">校园智算中心预约与资源调度系统</w:t>
       </w:r>
     </w:p>
     <w:p>
@@ -1034,7 +1034,7 @@
           <w:sz w:val="22"/>
           <w:szCs w:val="22"/>
         </w:rPr>
-        <w:t xml:space="preserve">项目名称：校园稀缺资源（智算中心 / 实训室）高可用调度中台。</w:t>
+        <w:t xml:space="preserve">项目名称：校园智算中心预约与资源调度系统。</w:t>
       </w:r>
     </w:p>
     <w:p>
